--- a/data/templates/Petition_for_TDN.docx
+++ b/data/templates/Petition_for_TDN.docx
@@ -966,7 +966,7 @@
         <w:tab/>
         <w:t xml:space="preserve">       </w:t>
         <w:tab/>
-        <w:t>#{{attorney_bar}}</w:t>
+        <w:t>{{attorney_bar}}</w:t>
       </w:r>
     </w:p>
     <w:p>

--- a/data/templates/Petition_for_TDN.docx
+++ b/data/templates/Petition_for_TDN.docx
@@ -1063,42 +1063,6 @@
         <w:t>Telephone:</w:t>
         <w:tab/>
         <w:t>{{firm_phone}}</w:t>
-      </w:r>
-    </w:p>
-    <w:p>
-      <w:pPr>
-        <w:pStyle w:val="Normal"/>
-        <w:tabs>
-          <w:tab w:val="clear" w:pos="720"/>
-          <w:tab w:val="left" w:pos="-1440" w:leader="none"/>
-        </w:tabs>
-        <w:spacing w:before="0" w:after="0"/>
-        <w:ind w:hanging="2160" w:left="5040" w:right="0"/>
-        <w:jc w:val="both"/>
-        <w:rPr>
-          <w:rFonts w:ascii="Times New Roman" w:hAnsi="Times New Roman" w:cs="Times New Roman"/>
-          <w:sz w:val="26"/>
-          <w:szCs w:val="26"/>
-        </w:rPr>
-      </w:pPr>
-      <w:r>
-        <w:rPr>
-          <w:rFonts w:eastAsia="Times New Roman" w:cs="Times New Roman" w:ascii="Times New Roman" w:hAnsi="Times New Roman"/>
-          <w:sz w:val="26"/>
-          <w:szCs w:val="26"/>
-        </w:rPr>
-        <w:t xml:space="preserve">          </w:t>
-      </w:r>
-      <w:r>
-        <w:rPr>
-          <w:rFonts w:cs="Times New Roman" w:ascii="Times New Roman" w:hAnsi="Times New Roman"/>
-          <w:sz w:val="26"/>
-          <w:szCs w:val="26"/>
-        </w:rPr>
-        <w:tab/>
-        <w:t>Facsimile:</w:t>
-        <w:tab/>
-        <w:t>{{firm_fax}}</w:t>
       </w:r>
     </w:p>
     <w:p>
